--- a/MarketGame/Version Light/rapport/Market Game 2027 - comprendre le code etape par etape.docx
+++ b/MarketGame/Version Light/rapport/Market Game 2027 - comprendre le code etape par etape.docx
@@ -90,10 +90,10 @@
         <w:rPr>
           <w:rStyle w:val="CodeChar"/>
         </w:rPr>
-        <w:t xml:space="preserve">decision_t2.py</w:t>
-      </w:r>
-      <w:r>
-        <w:t xml:space="preserve"> seul après avoir changé un paramètre, et c'est aussi pourquoi les deux derniers mettent quelques minutes à tourner.</w:t>
+        <w:t xml:space="preserve">t2_decision.py</w:t>
+      </w:r>
+      <w:r>
+        <w:t xml:space="preserve"> seul après avoir changé un paramètre, et c'est aussi pourquoi chacun recharge les CSV au démarrage.</w:t>
       </w:r>
     </w:p>
     <w:p>
@@ -1627,16 +1627,61 @@
     <w:p>
       <w:pPr/>
       <w:r>
-        <w:t xml:space="preserve">Quatorze étapes réparties sur cinq fichiers, dont un seul — </w:t>
+        <w:t xml:space="preserve">Quinze étapes réparties sur sept fichiers : </w:t>
+      </w:r>
+      <w:r>
+        <w:rPr>
+          <w:b/>
+        </w:rPr>
+        <w:t xml:space="preserve">trois scripts de jalon</w:t>
+      </w:r>
+      <w:r>
+        <w:t xml:space="preserve"> — </w:t>
       </w:r>
       <w:r>
         <w:rPr>
           <w:rStyle w:val="CodeChar"/>
         </w:rPr>
-        <w:t xml:space="preserve">calendrier.py</w:t>
-      </w:r>
-      <w:r>
-        <w:t xml:space="preserve"> — ne se lance jamais directement.</w:t>
+        <w:t xml:space="preserve">t1_strategie.py</w:t>
+      </w:r>
+      <w:r>
+        <w:t xml:space="preserve">, </w:t>
+      </w:r>
+      <w:r>
+        <w:rPr>
+          <w:rStyle w:val="CodeChar"/>
+        </w:rPr>
+        <w:t xml:space="preserve">t2_decision.py</w:t>
+      </w:r>
+      <w:r>
+        <w:t xml:space="preserve">, </w:t>
+      </w:r>
+      <w:r>
+        <w:rPr>
+          <w:rStyle w:val="CodeChar"/>
+        </w:rPr>
+        <w:t xml:space="preserve">t3_spot.py</w:t>
+      </w:r>
+      <w:r>
+        <w:t xml:space="preserve"> — et </w:t>
+      </w:r>
+      <w:r>
+        <w:rPr>
+          <w:b/>
+        </w:rPr>
+        <w:t xml:space="preserve">quatre outils partagés</w:t>
+      </w:r>
+      <w:r>
+        <w:t xml:space="preserve"> dans </w:t>
+      </w:r>
+      <w:r>
+        <w:rPr>
+          <w:rStyle w:val="CodeChar"/>
+        </w:rPr>
+        <w:t xml:space="preserve">outils/</w:t>
+      </w:r>
+      <w:r>
+        <w:t xml:space="preserve">, qui ne se lancent pas directement. Les trois jalons appellent les mêmes fonctions : c'est ce qui garantit que le calcul est identique du T1 au T3.</w:t>
       </w:r>
     </w:p>
     <w:tbl>
@@ -1751,7 +1796,7 @@
               <w:rPr>
                 <w:rStyle w:val="CodeChar"/>
               </w:rPr>
-              <w:t xml:space="preserve">Modelisation_Conso.py</w:t>
+              <w:t xml:space="preserve">outils/demande.py</w:t>
             </w:r>
           </w:p>
         </w:tc>
@@ -1768,16 +1813,16 @@
               <w:t xml:space="preserve">PARAMS</w:t>
             </w:r>
             <w:r>
-              <w:t xml:space="preserve"> l.11, </w:t>
+              <w:t xml:space="preserve"> l.26, </w:t>
             </w:r>
             <w:r>
               <w:rPr>
                 <w:rStyle w:val="CodeChar"/>
               </w:rPr>
-              <w:t xml:space="preserve">REVISION_T2</w:t>
-            </w:r>
-            <w:r>
-              <w:t xml:space="preserve"> l.15</w:t>
+              <w:t xml:space="preserve">CLIENTS</w:t>
+            </w:r>
+            <w:r>
+              <w:t xml:space="preserve"> l.30</w:t>
             </w:r>
           </w:p>
         </w:tc>
@@ -1826,7 +1871,7 @@
               <w:rPr>
                 <w:rStyle w:val="CodeChar"/>
               </w:rPr>
-              <w:t xml:space="preserve">Modelisation_Conso.py</w:t>
+              <w:t xml:space="preserve">outils/demande.py</w:t>
             </w:r>
           </w:p>
         </w:tc>
@@ -1843,7 +1888,7 @@
               <w:t xml:space="preserve">fud()</w:t>
             </w:r>
             <w:r>
-              <w:t xml:space="preserve"> l.30</w:t>
+              <w:t xml:space="preserve"> l.60</w:t>
             </w:r>
           </w:p>
         </w:tc>
@@ -1892,7 +1937,7 @@
               <w:rPr>
                 <w:rStyle w:val="CodeChar"/>
               </w:rPr>
-              <w:t xml:space="preserve">Modelisation_Conso.py</w:t>
+              <w:t xml:space="preserve">outils/demande.py</w:t>
             </w:r>
           </w:p>
         </w:tc>
@@ -1918,7 +1963,7 @@
               <w:t xml:space="preserve">construire_base()</w:t>
             </w:r>
             <w:r>
-              <w:t xml:space="preserve"> l.77</w:t>
+              <w:t xml:space="preserve"> l.107</w:t>
             </w:r>
           </w:p>
         </w:tc>
@@ -1967,7 +2012,7 @@
               <w:rPr>
                 <w:rStyle w:val="CodeChar"/>
               </w:rPr>
-              <w:t xml:space="preserve">Modelisation_Conso.py</w:t>
+              <w:t xml:space="preserve">outils/demande.py</w:t>
             </w:r>
           </w:p>
         </w:tc>
@@ -1984,7 +2029,7 @@
               <w:t xml:space="preserve">coefficient_meteo()</w:t>
             </w:r>
             <w:r>
-              <w:t xml:space="preserve"> l.84</w:t>
+              <w:t xml:space="preserve"> l.114</w:t>
             </w:r>
           </w:p>
         </w:tc>
@@ -2033,7 +2078,7 @@
               <w:rPr>
                 <w:rStyle w:val="CodeChar"/>
               </w:rPr>
-              <w:t xml:space="preserve">Modelisation_Conso.py</w:t>
+              <w:t xml:space="preserve">outils/demande.py</w:t>
             </w:r>
           </w:p>
         </w:tc>
@@ -2050,7 +2095,7 @@
               <w:t xml:space="preserve">calculer_puissances()</w:t>
             </w:r>
             <w:r>
-              <w:t xml:space="preserve"> l.93</w:t>
+              <w:t xml:space="preserve"> l.123</w:t>
             </w:r>
           </w:p>
         </w:tc>
@@ -2099,7 +2144,7 @@
               <w:rPr>
                 <w:rStyle w:val="CodeChar"/>
               </w:rPr>
-              <w:t xml:space="preserve">calendrier.py</w:t>
+              <w:t xml:space="preserve">outils/calendrier.py</w:t>
             </w:r>
           </w:p>
         </w:tc>
@@ -2116,7 +2161,7 @@
               <w:t xml:space="preserve">apparier_jours()</w:t>
             </w:r>
             <w:r>
-              <w:t xml:space="preserve"> l.31, </w:t>
+              <w:t xml:space="preserve"> l.44, </w:t>
             </w:r>
             <w:r>
               <w:rPr>
@@ -2125,7 +2170,7 @@
               <w:t xml:space="preserve">projeter()</w:t>
             </w:r>
             <w:r>
-              <w:t xml:space="preserve"> l.61</w:t>
+              <w:t xml:space="preserve"> l.74</w:t>
             </w:r>
           </w:p>
         </w:tc>
@@ -2174,7 +2219,7 @@
               <w:rPr>
                 <w:rStyle w:val="CodeChar"/>
               </w:rPr>
-              <w:t xml:space="preserve">scenarios.py</w:t>
+              <w:t xml:space="preserve">outils/marche.py</w:t>
             </w:r>
           </w:p>
         </w:tc>
@@ -2191,7 +2236,7 @@
               <w:t xml:space="preserve">injecter_temperature()</w:t>
             </w:r>
             <w:r>
-              <w:t xml:space="preserve"> l.127</w:t>
+              <w:t xml:space="preserve"> l.144</w:t>
             </w:r>
           </w:p>
         </w:tc>
@@ -2240,7 +2285,7 @@
               <w:rPr>
                 <w:rStyle w:val="CodeChar"/>
               </w:rPr>
-              <w:t xml:space="preserve">scenarios.py</w:t>
+              <w:t xml:space="preserve">outils/marche.py</w:t>
             </w:r>
           </w:p>
         </w:tc>
@@ -2257,7 +2302,7 @@
               <w:t xml:space="preserve">anomalies()</w:t>
             </w:r>
             <w:r>
-              <w:t xml:space="preserve"> l.142, </w:t>
+              <w:t xml:space="preserve"> l.159, </w:t>
             </w:r>
             <w:r>
               <w:rPr>
@@ -2266,7 +2311,7 @@
               <w:t xml:space="preserve">pente_prix_volume()</w:t>
             </w:r>
             <w:r>
-              <w:t xml:space="preserve"> l.156</w:t>
+              <w:t xml:space="preserve"> l.173</w:t>
             </w:r>
           </w:p>
         </w:tc>
@@ -2315,7 +2360,7 @@
               <w:rPr>
                 <w:rStyle w:val="CodeChar"/>
               </w:rPr>
-              <w:t xml:space="preserve">scenarios.py</w:t>
+              <w:t xml:space="preserve">outils/marche.py</w:t>
             </w:r>
           </w:p>
         </w:tc>
@@ -2332,7 +2377,7 @@
               <w:t xml:space="preserve">scenario_spot()</w:t>
             </w:r>
             <w:r>
-              <w:t xml:space="preserve"> l.169, </w:t>
+              <w:t xml:space="preserve"> l.186, </w:t>
             </w:r>
             <w:r>
               <w:rPr>
@@ -2341,7 +2386,7 @@
               <w:t xml:space="preserve">construire_scenario()</w:t>
             </w:r>
             <w:r>
-              <w:t xml:space="preserve"> l.176</w:t>
+              <w:t xml:space="preserve"> l.193</w:t>
             </w:r>
           </w:p>
         </w:tc>
@@ -2390,7 +2435,7 @@
               <w:rPr>
                 <w:rStyle w:val="CodeChar"/>
               </w:rPr>
-              <w:t xml:space="preserve">scenarios.py</w:t>
+              <w:t xml:space="preserve">outils/marche.py</w:t>
             </w:r>
           </w:p>
         </w:tc>
@@ -2407,7 +2452,7 @@
               <w:t xml:space="preserve">forward_t2_anticipe()</w:t>
             </w:r>
             <w:r>
-              <w:t xml:space="preserve"> l.40, </w:t>
+              <w:t xml:space="preserve"> l.57, </w:t>
             </w:r>
             <w:r>
               <w:rPr>
@@ -2416,7 +2461,7 @@
               <w:t xml:space="preserve">sigma_t2()</w:t>
             </w:r>
             <w:r>
-              <w:t xml:space="preserve"> l.45</w:t>
+              <w:t xml:space="preserve"> l.62</w:t>
             </w:r>
           </w:p>
         </w:tc>
@@ -2465,7 +2510,7 @@
               <w:rPr>
                 <w:rStyle w:val="CodeChar"/>
               </w:rPr>
-              <w:t xml:space="preserve">comparaison_scenarios.py</w:t>
+              <w:t xml:space="preserve">outils/couverture.py</w:t>
             </w:r>
           </w:p>
         </w:tc>
@@ -2482,7 +2527,7 @@
               <w:t xml:space="preserve">fenetre()</w:t>
             </w:r>
             <w:r>
-              <w:t xml:space="preserve"> l.37, </w:t>
+              <w:t xml:space="preserve"> l.54, </w:t>
             </w:r>
             <w:r>
               <w:rPr>
@@ -2491,7 +2536,7 @@
               <w:t xml:space="preserve">construire_mix()</w:t>
             </w:r>
             <w:r>
-              <w:t xml:space="preserve"> l.68</w:t>
+              <w:t xml:space="preserve"> l.85</w:t>
             </w:r>
           </w:p>
         </w:tc>
@@ -2540,24 +2585,33 @@
               <w:rPr>
                 <w:rStyle w:val="CodeChar"/>
               </w:rPr>
-              <w:t xml:space="preserve">comparaison_scenarios.py</w:t>
-            </w:r>
-          </w:p>
-        </w:tc>
-        <w:tc>
-          <w:tcPr>
-            <w:tcW w:w="1872" w:type="dxa"/>
-          </w:tcPr>
-          <w:p>
-            <w:pPr/>
+              <w:t xml:space="preserve">outils/couverture.py</w:t>
+            </w:r>
+            <w:r>
+              <w:t xml:space="preserve">, exécuté par </w:t>
+            </w:r>
             <w:r>
               <w:rPr>
                 <w:rStyle w:val="CodeChar"/>
               </w:rPr>
+              <w:t xml:space="preserve">t1_strategie.py</w:t>
+            </w:r>
+          </w:p>
+        </w:tc>
+        <w:tc>
+          <w:tcPr>
+            <w:tcW w:w="1872" w:type="dxa"/>
+          </w:tcPr>
+          <w:p>
+            <w:pPr/>
+            <w:r>
+              <w:rPr>
+                <w:rStyle w:val="CodeChar"/>
+              </w:rPr>
               <w:t xml:space="preserve">marge()</w:t>
             </w:r>
             <w:r>
-              <w:t xml:space="preserve"> l.160, </w:t>
+              <w:t xml:space="preserve"> l.177, </w:t>
             </w:r>
             <w:r>
               <w:rPr>
@@ -2566,7 +2620,7 @@
               <w:t xml:space="preserve">choisir()</w:t>
             </w:r>
             <w:r>
-              <w:t xml:space="preserve"> l.205</w:t>
+              <w:t xml:space="preserve"> l.222</w:t>
             </w:r>
           </w:p>
         </w:tc>
@@ -2615,7 +2669,7 @@
               <w:rPr>
                 <w:rStyle w:val="CodeChar"/>
               </w:rPr>
-              <w:t xml:space="preserve">decision_t2.py</w:t>
+              <w:t xml:space="preserve">t2_decision.py</w:t>
             </w:r>
           </w:p>
         </w:tc>
@@ -2632,7 +2686,7 @@
               <w:t xml:space="preserve">probabilites_revisees()</w:t>
             </w:r>
             <w:r>
-              <w:t xml:space="preserve"> l.20, </w:t>
+              <w:t xml:space="preserve"> l.42, </w:t>
             </w:r>
             <w:r>
               <w:rPr>
@@ -2641,7 +2695,7 @@
               <w:t xml:space="preserve">marge_t2()</w:t>
             </w:r>
             <w:r>
-              <w:t xml:space="preserve"> l.50</w:t>
+              <w:t xml:space="preserve"> l.72</w:t>
             </w:r>
           </w:p>
         </w:tc>
@@ -2690,7 +2744,7 @@
               <w:rPr>
                 <w:rStyle w:val="CodeChar"/>
               </w:rPr>
-              <w:t xml:space="preserve">decision_t2.py</w:t>
+              <w:t xml:space="preserve">t2_decision.py</w:t>
             </w:r>
           </w:p>
         </w:tc>
@@ -2719,7 +2773,7 @@
               <w:t xml:space="preserve">tracer()</w:t>
             </w:r>
             <w:r>
-              <w:t xml:space="preserve"> l.212</w:t>
+              <w:t xml:space="preserve"> l.247</w:t>
             </w:r>
           </w:p>
         </w:tc>
@@ -2735,6 +2789,81 @@
           </w:p>
         </w:tc>
       </w:tr>
+      <w:tr>
+        <w:tc>
+          <w:tcPr>
+            <w:tcW w:w="1872" w:type="dxa"/>
+          </w:tcPr>
+          <w:p>
+            <w:pPr/>
+            <w:r>
+              <w:t xml:space="preserve">15</w:t>
+            </w:r>
+          </w:p>
+        </w:tc>
+        <w:tc>
+          <w:tcPr>
+            <w:tcW w:w="1872" w:type="dxa"/>
+          </w:tcPr>
+          <w:p>
+            <w:pPr/>
+            <w:r>
+              <w:t xml:space="preserve">Le T3 et l'ordre day-ahead</w:t>
+            </w:r>
+          </w:p>
+        </w:tc>
+        <w:tc>
+          <w:tcPr>
+            <w:tcW w:w="1872" w:type="dxa"/>
+          </w:tcPr>
+          <w:p>
+            <w:pPr/>
+            <w:r>
+              <w:rPr>
+                <w:rStyle w:val="CodeChar"/>
+              </w:rPr>
+              <w:t xml:space="preserve">t3_spot.py</w:t>
+            </w:r>
+          </w:p>
+        </w:tc>
+        <w:tc>
+          <w:tcPr>
+            <w:tcW w:w="1872" w:type="dxa"/>
+          </w:tcPr>
+          <w:p>
+            <w:pPr/>
+            <w:r>
+              <w:rPr>
+                <w:rStyle w:val="CodeChar"/>
+              </w:rPr>
+              <w:t xml:space="preserve">objectif_1()</w:t>
+            </w:r>
+            <w:r>
+              <w:t xml:space="preserve"> l.62, </w:t>
+            </w:r>
+            <w:r>
+              <w:rPr>
+                <w:rStyle w:val="CodeChar"/>
+              </w:rPr>
+              <w:t xml:space="preserve">ordre_spot()</w:t>
+            </w:r>
+            <w:r>
+              <w:t xml:space="preserve"> l.138</w:t>
+            </w:r>
+          </w:p>
+        </w:tc>
+        <w:tc>
+          <w:tcPr>
+            <w:tcW w:w="1872" w:type="dxa"/>
+          </w:tcPr>
+          <w:p>
+            <w:pPr/>
+            <w:r>
+              <w:t xml:space="preserve">§5</w:t>
+            </w:r>
+          </w:p>
+        </w:tc>
+      </w:tr>
     </w:tbl>
     <w:p>
       <w:pPr/>
@@ -2751,7 +2880,7 @@
         <w:rPr>
           <w:rStyle w:val="CodeChar"/>
         </w:rPr>
-        <w:t xml:space="preserve">Modelisation_Conso.py</w:t>
+        <w:t xml:space="preserve">t1_strategie.py</w:t>
       </w:r>
       <w:r>
         <w:t xml:space="preserve">, puis </w:t>
@@ -2760,7 +2889,7 @@
         <w:rPr>
           <w:rStyle w:val="CodeChar"/>
         </w:rPr>
-        <w:t xml:space="preserve">comparaison_scenarios.py</w:t>
+        <w:t xml:space="preserve">t2_decision.py</w:t>
       </w:r>
       <w:r>
         <w:t xml:space="preserve">, puis </w:t>
@@ -2769,28 +2898,37 @@
         <w:rPr>
           <w:rStyle w:val="CodeChar"/>
         </w:rPr>
-        <w:t xml:space="preserve">decision_t2.py</w:t>
-      </w:r>
-      <w:r>
-        <w:t xml:space="preserve">. </w:t>
+        <w:t xml:space="preserve">t3_spot.py</w:t>
+      </w:r>
+      <w:r>
+        <w:t xml:space="preserve"> — ou </w:t>
       </w:r>
       <w:r>
         <w:rPr>
           <w:rStyle w:val="CodeChar"/>
         </w:rPr>
-        <w:t xml:space="preserve">scenarios.py</w:t>
-      </w:r>
-      <w:r>
-        <w:t xml:space="preserve"> est facultatif (il détaille un seul scénario), </w:t>
+        <w:t xml:space="preserve">python lancer.py</w:t>
+      </w:r>
+      <w:r>
+        <w:t xml:space="preserve">, qui enchaîne les trois en une trentaine de secondes. Les quatre fichiers de </w:t>
       </w:r>
       <w:r>
         <w:rPr>
           <w:rStyle w:val="CodeChar"/>
         </w:rPr>
-        <w:t xml:space="preserve">calendrier.py</w:t>
-      </w:r>
-      <w:r>
-        <w:t xml:space="preserve"> est une bibliothèque. Les deux derniers scripts sont indépendants : chacun reconstruit tout depuis les CSV de base, aucun ne lit les sorties de l'autre.</w:t>
+        <w:t xml:space="preserve">outils/</w:t>
+      </w:r>
+      <w:r>
+        <w:t xml:space="preserve"> ne se lancent pas directement : ce sont les bibliothèques que les trois jalons appellent. Seul </w:t>
+      </w:r>
+      <w:r>
+        <w:rPr>
+          <w:rStyle w:val="CodeChar"/>
+        </w:rPr>
+        <w:t xml:space="preserve">outils/marche.py</w:t>
+      </w:r>
+      <w:r>
+        <w:t xml:space="preserve"> fait exception, on peut le lancer seul pour détailler un scénario de prix.</w:t>
       </w:r>
     </w:p>
     <w:p>
@@ -3005,7 +3143,7 @@
               <w:rPr>
                 <w:rStyle w:val="CodeChar"/>
               </w:rPr>
-              <w:t xml:space="preserve">Modelisation_Conso.py</w:t>
+              <w:t xml:space="preserve">outils/demande.py</w:t>
             </w:r>
           </w:p>
         </w:tc>
@@ -3016,7 +3154,7 @@
           <w:p>
             <w:pPr/>
             <w:r>
-              <w:t xml:space="preserve">9</w:t>
+              <w:t xml:space="preserve">24</w:t>
             </w:r>
           </w:p>
         </w:tc>
@@ -3043,7 +3181,7 @@
               <w:rPr>
                 <w:rStyle w:val="CodeChar"/>
               </w:rPr>
-              <w:t xml:space="preserve">Modelisation_Conso.py</w:t>
+              <w:t xml:space="preserve">outils/demande.py</w:t>
             </w:r>
             <w:r>
               <w:t xml:space="preserve"> — </w:t>
@@ -3063,7 +3201,7 @@
           <w:p>
             <w:pPr/>
             <w:r>
-              <w:t xml:space="preserve">11</w:t>
+              <w:t xml:space="preserve">26</w:t>
             </w:r>
           </w:p>
         </w:tc>
@@ -3076,9 +3214,6 @@
           <w:p>
             <w:pPr/>
             <w:r>
-              <w:rPr>
-                <w:b/>
-              </w:rPr>
               <w:t xml:space="preserve">Les trois jalons commerciaux</w:t>
             </w:r>
           </w:p>
@@ -3093,7 +3228,7 @@
               <w:rPr>
                 <w:rStyle w:val="CodeChar"/>
               </w:rPr>
-              <w:t xml:space="preserve">Modelisation_Conso.py</w:t>
+              <w:t xml:space="preserve">outils/demande.py</w:t>
             </w:r>
             <w:r>
               <w:t xml:space="preserve"> — </w:t>
@@ -3113,7 +3248,7 @@
           <w:p>
             <w:pPr/>
             <w:r>
-              <w:t xml:space="preserve">15</w:t>
+              <w:t xml:space="preserve">30</w:t>
             </w:r>
           </w:p>
         </w:tc>
@@ -3140,7 +3275,16 @@
               <w:rPr>
                 <w:rStyle w:val="CodeChar"/>
               </w:rPr>
-              <w:t xml:space="preserve">Modelisation_Conso.py</w:t>
+              <w:t xml:space="preserve">outils/demande.py</w:t>
+            </w:r>
+            <w:r>
+              <w:t xml:space="preserve"> — </w:t>
+            </w:r>
+            <w:r>
+              <w:rPr>
+                <w:rStyle w:val="CodeChar"/>
+              </w:rPr>
+              <w:t xml:space="preserve">T_SEUIL</w:t>
             </w:r>
           </w:p>
         </w:tc>
@@ -3151,7 +3295,7 @@
           <w:p>
             <w:pPr/>
             <w:r>
-              <w:t xml:space="preserve">22</w:t>
+              <w:t xml:space="preserve">37</w:t>
             </w:r>
           </w:p>
         </w:tc>
@@ -3178,7 +3322,7 @@
               <w:rPr>
                 <w:rStyle w:val="CodeChar"/>
               </w:rPr>
-              <w:t xml:space="preserve">Modelisation_Conso.py</w:t>
+              <w:t xml:space="preserve">outils/demande.py</w:t>
             </w:r>
             <w:r>
               <w:t xml:space="preserve"> — </w:t>
@@ -3198,7 +3342,7 @@
           <w:p>
             <w:pPr/>
             <w:r>
-              <w:t xml:space="preserve">26</w:t>
+              <w:t xml:space="preserve">52</w:t>
             </w:r>
           </w:p>
         </w:tc>
@@ -3225,7 +3369,7 @@
               <w:rPr>
                 <w:rStyle w:val="CodeChar"/>
               </w:rPr>
-              <w:t xml:space="preserve">Modelisation_Conso.py</w:t>
+              <w:t xml:space="preserve">outils/demande.py</w:t>
             </w:r>
             <w:r>
               <w:t xml:space="preserve"> — </w:t>
@@ -3245,7 +3389,7 @@
           <w:p>
             <w:pPr/>
             <w:r>
-              <w:t xml:space="preserve">84</w:t>
+              <w:t xml:space="preserve">114</w:t>
             </w:r>
           </w:p>
         </w:tc>
@@ -3258,13 +3402,7 @@
           <w:p>
             <w:pPr/>
             <w:r>
-              <w:rPr>
-                <w:b/>
-              </w:rPr>
-              <w:t xml:space="preserve">Tous les prix EEX</w:t>
-            </w:r>
-            <w:r>
-              <w:t xml:space="preserve"> (3 jalons, Base et Peak)</w:t>
+              <w:t xml:space="preserve">Tous les prix EEX (3 jalons, Base et Peak)</w:t>
             </w:r>
           </w:p>
         </w:tc>
@@ -3278,7 +3416,7 @@
               <w:rPr>
                 <w:rStyle w:val="CodeChar"/>
               </w:rPr>
-              <w:t xml:space="preserve">scenarios.py</w:t>
+              <w:t xml:space="preserve">outils/marche.py</w:t>
             </w:r>
             <w:r>
               <w:t xml:space="preserve"> — </w:t>
@@ -3298,7 +3436,7 @@
           <w:p>
             <w:pPr/>
             <w:r>
-              <w:t xml:space="preserve">20</w:t>
+              <w:t xml:space="preserve">34</w:t>
             </w:r>
           </w:p>
         </w:tc>
@@ -3325,7 +3463,7 @@
               <w:rPr>
                 <w:rStyle w:val="CodeChar"/>
               </w:rPr>
-              <w:t xml:space="preserve">scenarios.py</w:t>
+              <w:t xml:space="preserve">outils/marche.py</w:t>
             </w:r>
           </w:p>
         </w:tc>
@@ -3336,7 +3474,7 @@
           <w:p>
             <w:pPr/>
             <w:r>
-              <w:t xml:space="preserve">13-14</w:t>
+              <w:t xml:space="preserve">27-28</w:t>
             </w:r>
           </w:p>
         </w:tc>
@@ -3349,13 +3487,30 @@
           <w:p>
             <w:pPr/>
             <w:r>
-              <w:t xml:space="preserve">Le calcul de </w:t>
-            </w:r>
+              <w:t xml:space="preserve">Le calcul de b</w:t>
+            </w:r>
+          </w:p>
+        </w:tc>
+        <w:tc>
+          <w:tcPr>
+            <w:tcW w:w="3120" w:type="dxa"/>
+          </w:tcPr>
+          <w:p>
+            <w:pPr/>
             <w:r>
               <w:rPr>
                 <w:rStyle w:val="CodeChar"/>
               </w:rPr>
-              <w:t xml:space="preserve">b</w:t>
+              <w:t xml:space="preserve">outils/marche.py</w:t>
+            </w:r>
+            <w:r>
+              <w:t xml:space="preserve"> — </w:t>
+            </w:r>
+            <w:r>
+              <w:rPr>
+                <w:rStyle w:val="CodeChar"/>
+              </w:rPr>
+              <w:t xml:space="preserve">pente_prix_volume()</w:t>
             </w:r>
           </w:p>
         </w:tc>
@@ -3366,10 +3521,34 @@
           <w:p>
             <w:pPr/>
             <w:r>
+              <w:t xml:space="preserve">173</w:t>
+            </w:r>
+          </w:p>
+        </w:tc>
+      </w:tr>
+      <w:tr>
+        <w:tc>
+          <w:tcPr>
+            <w:tcW w:w="3120" w:type="dxa"/>
+          </w:tcPr>
+          <w:p>
+            <w:pPr/>
+            <w:r>
+              <w:t xml:space="preserve">Level × Shape</w:t>
+            </w:r>
+          </w:p>
+        </w:tc>
+        <w:tc>
+          <w:tcPr>
+            <w:tcW w:w="3120" w:type="dxa"/>
+          </w:tcPr>
+          <w:p>
+            <w:pPr/>
+            <w:r>
               <w:rPr>
                 <w:rStyle w:val="CodeChar"/>
               </w:rPr>
-              <w:t xml:space="preserve">scenarios.py</w:t>
+              <w:t xml:space="preserve">outils/marche.py</w:t>
             </w:r>
             <w:r>
               <w:t xml:space="preserve"> — </w:t>
@@ -3378,7 +3557,7 @@
               <w:rPr>
                 <w:rStyle w:val="CodeChar"/>
               </w:rPr>
-              <w:t xml:space="preserve">pente_prix_volume()</w:t>
+              <w:t xml:space="preserve">scenario_spot()</w:t>
             </w:r>
           </w:p>
         </w:tc>
@@ -3389,7 +3568,7 @@
           <w:p>
             <w:pPr/>
             <w:r>
-              <w:t xml:space="preserve">159</w:t>
+              <w:t xml:space="preserve">186</w:t>
             </w:r>
           </w:p>
         </w:tc>
@@ -3402,7 +3581,7 @@
           <w:p>
             <w:pPr/>
             <w:r>
-              <w:t xml:space="preserve">Level × Shape</w:t>
+              <w:t xml:space="preserve">Années de scénario</w:t>
             </w:r>
           </w:p>
         </w:tc>
@@ -3416,7 +3595,7 @@
               <w:rPr>
                 <w:rStyle w:val="CodeChar"/>
               </w:rPr>
-              <w:t xml:space="preserve">scenarios.py</w:t>
+              <w:t xml:space="preserve">outils/couverture.py</w:t>
             </w:r>
             <w:r>
               <w:t xml:space="preserve"> — </w:t>
@@ -3425,7 +3604,7 @@
               <w:rPr>
                 <w:rStyle w:val="CodeChar"/>
               </w:rPr>
-              <w:t xml:space="preserve">scenario_spot()</w:t>
+              <w:t xml:space="preserve">ANNEES</w:t>
             </w:r>
           </w:p>
         </w:tc>
@@ -3436,7 +3615,7 @@
           <w:p>
             <w:pPr/>
             <w:r>
-              <w:t xml:space="preserve">172</w:t>
+              <w:t xml:space="preserve">25</w:t>
             </w:r>
           </w:p>
         </w:tc>
@@ -3449,7 +3628,7 @@
           <w:p>
             <w:pPr/>
             <w:r>
-              <w:t xml:space="preserve">Années de scénario</w:t>
+              <w:t xml:space="preserve">Prix de vente, marge cible, plancher</w:t>
             </w:r>
           </w:p>
         </w:tc>
@@ -3463,7 +3642,45 @@
               <w:rPr>
                 <w:rStyle w:val="CodeChar"/>
               </w:rPr>
-              <w:t xml:space="preserve">comparaison_scenarios.py</w:t>
+              <w:t xml:space="preserve">outils/couverture.py</w:t>
+            </w:r>
+          </w:p>
+        </w:tc>
+        <w:tc>
+          <w:tcPr>
+            <w:tcW w:w="3120" w:type="dxa"/>
+          </w:tcPr>
+          <w:p>
+            <w:pPr/>
+            <w:r>
+              <w:t xml:space="preserve">28-30</w:t>
+            </w:r>
+          </w:p>
+        </w:tc>
+      </w:tr>
+      <w:tr>
+        <w:tc>
+          <w:tcPr>
+            <w:tcW w:w="3120" w:type="dxa"/>
+          </w:tcPr>
+          <w:p>
+            <w:pPr/>
+            <w:r>
+              <w:t xml:space="preserve">Alpha retenu pour le T2</w:t>
+            </w:r>
+          </w:p>
+        </w:tc>
+        <w:tc>
+          <w:tcPr>
+            <w:tcW w:w="3120" w:type="dxa"/>
+          </w:tcPr>
+          <w:p>
+            <w:pPr/>
+            <w:r>
+              <w:rPr>
+                <w:rStyle w:val="CodeChar"/>
+              </w:rPr>
+              <w:t xml:space="preserve">outils/couverture.py</w:t>
             </w:r>
             <w:r>
               <w:t xml:space="preserve"> — </w:t>
@@ -3472,7 +3689,7 @@
               <w:rPr>
                 <w:rStyle w:val="CodeChar"/>
               </w:rPr>
-              <w:t xml:space="preserve">ANNEES</w:t>
+              <w:t xml:space="preserve">ALPHA_T2</w:t>
             </w:r>
           </w:p>
         </w:tc>
@@ -3483,7 +3700,7 @@
           <w:p>
             <w:pPr/>
             <w:r>
-              <w:t xml:space="preserve">8</w:t>
+              <w:t xml:space="preserve">31</w:t>
             </w:r>
           </w:p>
         </w:tc>
@@ -3496,7 +3713,7 @@
           <w:p>
             <w:pPr/>
             <w:r>
-              <w:t xml:space="preserve">Prix de vente, marge cible, plancher</w:t>
+              <w:t xml:space="preserve">Mix par défaut (cal / trimestres / +peak)</w:t>
             </w:r>
           </w:p>
         </w:tc>
@@ -3510,7 +3727,16 @@
               <w:rPr>
                 <w:rStyle w:val="CodeChar"/>
               </w:rPr>
-              <w:t xml:space="preserve">comparaison_scenarios.py</w:t>
+              <w:t xml:space="preserve">outils/couverture.py</w:t>
+            </w:r>
+            <w:r>
+              <w:t xml:space="preserve"> — </w:t>
+            </w:r>
+            <w:r>
+              <w:rPr>
+                <w:rStyle w:val="CodeChar"/>
+              </w:rPr>
+              <w:t xml:space="preserve">FORME</w:t>
             </w:r>
           </w:p>
         </w:tc>
@@ -3521,7 +3747,7 @@
           <w:p>
             <w:pPr/>
             <w:r>
-              <w:t xml:space="preserve">11-13</w:t>
+              <w:t xml:space="preserve">32</w:t>
             </w:r>
           </w:p>
         </w:tc>
@@ -3534,7 +3760,7 @@
           <w:p>
             <w:pPr/>
             <w:r>
-              <w:t xml:space="preserve">Mix par défaut (cal / trimestres / +peak)</w:t>
+              <w:t xml:space="preserve">Le scénario de choc</w:t>
             </w:r>
           </w:p>
         </w:tc>
@@ -3548,7 +3774,45 @@
               <w:rPr>
                 <w:rStyle w:val="CodeChar"/>
               </w:rPr>
-              <w:t xml:space="preserve">comparaison_scenarios.py</w:t>
+              <w:t xml:space="preserve">outils/couverture.py</w:t>
+            </w:r>
+          </w:p>
+        </w:tc>
+        <w:tc>
+          <w:tcPr>
+            <w:tcW w:w="3120" w:type="dxa"/>
+          </w:tcPr>
+          <w:p>
+            <w:pPr/>
+            <w:r>
+              <w:t xml:space="preserve">38-39</w:t>
+            </w:r>
+          </w:p>
+        </w:tc>
+      </w:tr>
+      <w:tr>
+        <w:tc>
+          <w:tcPr>
+            <w:tcW w:w="3120" w:type="dxa"/>
+          </w:tcPr>
+          <w:p>
+            <w:pPr/>
+            <w:r>
+              <w:t xml:space="preserve">Les six stratégies</w:t>
+            </w:r>
+          </w:p>
+        </w:tc>
+        <w:tc>
+          <w:tcPr>
+            <w:tcW w:w="3120" w:type="dxa"/>
+          </w:tcPr>
+          <w:p>
+            <w:pPr/>
+            <w:r>
+              <w:rPr>
+                <w:rStyle w:val="CodeChar"/>
+              </w:rPr>
+              <w:t xml:space="preserve">outils/couverture.py</w:t>
             </w:r>
             <w:r>
               <w:t xml:space="preserve"> — </w:t>
@@ -3557,7 +3821,7 @@
               <w:rPr>
                 <w:rStyle w:val="CodeChar"/>
               </w:rPr>
-              <w:t xml:space="preserve">FORME</w:t>
+              <w:t xml:space="preserve">STRATEGIES</w:t>
             </w:r>
           </w:p>
         </w:tc>
@@ -3568,7 +3832,7 @@
           <w:p>
             <w:pPr/>
             <w:r>
-              <w:t xml:space="preserve">15</w:t>
+              <w:t xml:space="preserve">41</w:t>
             </w:r>
           </w:p>
         </w:tc>
@@ -3581,10 +3845,7 @@
           <w:p>
             <w:pPr/>
             <w:r>
-              <w:rPr>
-                <w:b/>
-              </w:rPr>
-              <w:t xml:space="preserve">Le scénario de choc</w:t>
+              <w:t xml:space="preserve">Fenêtres de livraison des produits</w:t>
             </w:r>
           </w:p>
         </w:tc>
@@ -3598,7 +3859,16 @@
               <w:rPr>
                 <w:rStyle w:val="CodeChar"/>
               </w:rPr>
-              <w:t xml:space="preserve">comparaison_scenarios.py</w:t>
+              <w:t xml:space="preserve">outils/couverture.py</w:t>
+            </w:r>
+            <w:r>
+              <w:t xml:space="preserve"> — </w:t>
+            </w:r>
+            <w:r>
+              <w:rPr>
+                <w:rStyle w:val="CodeChar"/>
+              </w:rPr>
+              <w:t xml:space="preserve">fenetre()</w:t>
             </w:r>
           </w:p>
         </w:tc>
@@ -3609,7 +3879,7 @@
           <w:p>
             <w:pPr/>
             <w:r>
-              <w:t xml:space="preserve">21-22</w:t>
+              <w:t xml:space="preserve">54</w:t>
             </w:r>
           </w:p>
         </w:tc>
@@ -3622,10 +3892,7 @@
           <w:p>
             <w:pPr/>
             <w:r>
-              <w:rPr>
-                <w:b/>
-              </w:rPr>
-              <w:t xml:space="preserve">Les six stratégies</w:t>
+              <w:t xml:space="preserve">Pourcentages → MW par produit</w:t>
             </w:r>
           </w:p>
         </w:tc>
@@ -3639,7 +3906,7 @@
               <w:rPr>
                 <w:rStyle w:val="CodeChar"/>
               </w:rPr>
-              <w:t xml:space="preserve">comparaison_scenarios.py</w:t>
+              <w:t xml:space="preserve">outils/couverture.py</w:t>
             </w:r>
             <w:r>
               <w:t xml:space="preserve"> — </w:t>
@@ -3648,7 +3915,7 @@
               <w:rPr>
                 <w:rStyle w:val="CodeChar"/>
               </w:rPr>
-              <w:t xml:space="preserve">STRATEGIES</w:t>
+              <w:t xml:space="preserve">construire_mix()</w:t>
             </w:r>
           </w:p>
         </w:tc>
@@ -3659,7 +3926,7 @@
           <w:p>
             <w:pPr/>
             <w:r>
-              <w:t xml:space="preserve">24</w:t>
+              <w:t xml:space="preserve">85</w:t>
             </w:r>
           </w:p>
         </w:tc>
@@ -3672,7 +3939,7 @@
           <w:p>
             <w:pPr/>
             <w:r>
-              <w:t xml:space="preserve">Fenêtres de livraison des produits</w:t>
+              <w:t xml:space="preserve">Le calcul de marge</w:t>
             </w:r>
           </w:p>
         </w:tc>
@@ -3686,7 +3953,7 @@
               <w:rPr>
                 <w:rStyle w:val="CodeChar"/>
               </w:rPr>
-              <w:t xml:space="preserve">comparaison_scenarios.py</w:t>
+              <w:t xml:space="preserve">outils/couverture.py</w:t>
             </w:r>
             <w:r>
               <w:t xml:space="preserve"> — </w:t>
@@ -3695,7 +3962,7 @@
               <w:rPr>
                 <w:rStyle w:val="CodeChar"/>
               </w:rPr>
-              <w:t xml:space="preserve">fenetre()</w:t>
+              <w:t xml:space="preserve">marge()</w:t>
             </w:r>
           </w:p>
         </w:tc>
@@ -3706,7 +3973,7 @@
           <w:p>
             <w:pPr/>
             <w:r>
-              <w:t xml:space="preserve">37</w:t>
+              <w:t xml:space="preserve">177</w:t>
             </w:r>
           </w:p>
         </w:tc>
@@ -3719,7 +3986,7 @@
           <w:p>
             <w:pPr/>
             <w:r>
-              <w:t xml:space="preserve">Pourcentages → MW par produit</w:t>
+              <w:t xml:space="preserve">Stratégie T1 retenue, options du T2</w:t>
             </w:r>
           </w:p>
         </w:tc>
@@ -3733,7 +4000,83 @@
               <w:rPr>
                 <w:rStyle w:val="CodeChar"/>
               </w:rPr>
-              <w:t xml:space="preserve">comparaison_scenarios.py</w:t>
+              <w:t xml:space="preserve">t2_decision.py</w:t>
+            </w:r>
+          </w:p>
+        </w:tc>
+        <w:tc>
+          <w:tcPr>
+            <w:tcW w:w="3120" w:type="dxa"/>
+          </w:tcPr>
+          <w:p>
+            <w:pPr/>
+            <w:r>
+              <w:t xml:space="preserve">32-33</w:t>
+            </w:r>
+          </w:p>
+        </w:tc>
+      </w:tr>
+      <w:tr>
+        <w:tc>
+          <w:tcPr>
+            <w:tcW w:w="3120" w:type="dxa"/>
+          </w:tcPr>
+          <w:p>
+            <w:pPr/>
+            <w:r>
+              <w:t xml:space="preserve">Température prévue, production solaire</w:t>
+            </w:r>
+          </w:p>
+        </w:tc>
+        <w:tc>
+          <w:tcPr>
+            <w:tcW w:w="3120" w:type="dxa"/>
+          </w:tcPr>
+          <w:p>
+            <w:pPr/>
+            <w:r>
+              <w:rPr>
+                <w:rStyle w:val="CodeChar"/>
+              </w:rPr>
+              <w:t xml:space="preserve">t3_spot.py</w:t>
+            </w:r>
+          </w:p>
+        </w:tc>
+        <w:tc>
+          <w:tcPr>
+            <w:tcW w:w="3120" w:type="dxa"/>
+          </w:tcPr>
+          <w:p>
+            <w:pPr/>
+            <w:r>
+              <w:t xml:space="preserve">35, 37</w:t>
+            </w:r>
+          </w:p>
+        </w:tc>
+      </w:tr>
+      <w:tr>
+        <w:tc>
+          <w:tcPr>
+            <w:tcW w:w="3120" w:type="dxa"/>
+          </w:tcPr>
+          <w:p>
+            <w:pPr/>
+            <w:r>
+              <w:t xml:space="preserve">Ce qui est déjà acheté</w:t>
+            </w:r>
+          </w:p>
+        </w:tc>
+        <w:tc>
+          <w:tcPr>
+            <w:tcW w:w="3120" w:type="dxa"/>
+          </w:tcPr>
+          <w:p>
+            <w:pPr/>
+            <w:r>
+              <w:rPr>
+                <w:rStyle w:val="CodeChar"/>
+              </w:rPr>
+              <w:t xml:space="preserve">t3_spot.py</w:t>
             </w:r>
             <w:r>
               <w:t xml:space="preserve"> — </w:t>
@@ -3742,7 +4085,7 @@
               <w:rPr>
                 <w:rStyle w:val="CodeChar"/>
               </w:rPr>
-              <w:t xml:space="preserve">construire_mix()</w:t>
+              <w:t xml:space="preserve">POSITION</w:t>
             </w:r>
           </w:p>
         </w:tc>
@@ -3753,7 +4096,7 @@
           <w:p>
             <w:pPr/>
             <w:r>
-              <w:t xml:space="preserve">68</w:t>
+              <w:t xml:space="preserve">44</w:t>
             </w:r>
           </w:p>
         </w:tc>
@@ -3766,7 +4109,7 @@
           <w:p>
             <w:pPr/>
             <w:r>
-              <w:t xml:space="preserve">Le calcul de marge</w:t>
+              <w:t xml:space="preserve">⚠️ Production solaire annuelle</w:t>
             </w:r>
           </w:p>
         </w:tc>
@@ -3780,7 +4123,7 @@
               <w:rPr>
                 <w:rStyle w:val="CodeChar"/>
               </w:rPr>
-              <w:t xml:space="preserve">comparaison_scenarios.py</w:t>
+              <w:t xml:space="preserve">t3_spot.py</w:t>
             </w:r>
             <w:r>
               <w:t xml:space="preserve"> — </w:t>
@@ -3789,7 +4132,7 @@
               <w:rPr>
                 <w:rStyle w:val="CodeChar"/>
               </w:rPr>
-              <w:t xml:space="preserve">marge()</w:t>
+              <w:t xml:space="preserve">SOLAIRE_ANNUEL_MWH</w:t>
             </w:r>
           </w:p>
         </w:tc>
@@ -3800,7 +4143,7 @@
           <w:p>
             <w:pPr/>
             <w:r>
-              <w:t xml:space="preserve">160</w:t>
+              <w:t xml:space="preserve">40</w:t>
             </w:r>
           </w:p>
         </w:tc>
@@ -3813,7 +4156,7 @@
           <w:p>
             <w:pPr/>
             <w:r>
-              <w:t xml:space="preserve">Stratégie T1 retenue, options du T2</w:t>
+              <w:t xml:space="preserve">⚠️ Prix de clearing</w:t>
             </w:r>
           </w:p>
         </w:tc>
@@ -3827,7 +4170,16 @@
               <w:rPr>
                 <w:rStyle w:val="CodeChar"/>
               </w:rPr>
-              <w:t xml:space="preserve">decision_t2.py</w:t>
+              <w:t xml:space="preserve">t3_spot.py</w:t>
+            </w:r>
+            <w:r>
+              <w:t xml:space="preserve"> — </w:t>
+            </w:r>
+            <w:r>
+              <w:rPr>
+                <w:rStyle w:val="CodeChar"/>
+              </w:rPr>
+              <w:t xml:space="preserve">PRIX_CLEARING</w:t>
             </w:r>
           </w:p>
         </w:tc>
@@ -3838,195 +4190,7 @@
           <w:p>
             <w:pPr/>
             <w:r>
-              <w:t xml:space="preserve">10-11</w:t>
-            </w:r>
-          </w:p>
-        </w:tc>
-      </w:tr>
-      <w:tr>
-        <w:tc>
-          <w:tcPr>
-            <w:tcW w:w="3120" w:type="dxa"/>
-          </w:tcPr>
-          <w:p>
-            <w:pPr/>
-            <w:r>
-              <w:t xml:space="preserve">Température prévue, production solaire</w:t>
-            </w:r>
-          </w:p>
-        </w:tc>
-        <w:tc>
-          <w:tcPr>
-            <w:tcW w:w="3120" w:type="dxa"/>
-          </w:tcPr>
-          <w:p>
-            <w:pPr/>
-            <w:r>
-              <w:rPr>
-                <w:rStyle w:val="CodeChar"/>
-              </w:rPr>
-              <w:t xml:space="preserve">spot_t3.py</w:t>
-            </w:r>
-          </w:p>
-        </w:tc>
-        <w:tc>
-          <w:tcPr>
-            <w:tcW w:w="3120" w:type="dxa"/>
-          </w:tcPr>
-          <w:p>
-            <w:pPr/>
-            <w:r>
-              <w:t xml:space="preserve">16, 18</w:t>
-            </w:r>
-          </w:p>
-        </w:tc>
-      </w:tr>
-      <w:tr>
-        <w:tc>
-          <w:tcPr>
-            <w:tcW w:w="3120" w:type="dxa"/>
-          </w:tcPr>
-          <w:p>
-            <w:pPr/>
-            <w:r>
-              <w:rPr>
-                <w:b/>
-              </w:rPr>
-              <w:t xml:space="preserve">Ce qui est déjà acheté</w:t>
-            </w:r>
-          </w:p>
-        </w:tc>
-        <w:tc>
-          <w:tcPr>
-            <w:tcW w:w="3120" w:type="dxa"/>
-          </w:tcPr>
-          <w:p>
-            <w:pPr/>
-            <w:r>
-              <w:rPr>
-                <w:rStyle w:val="CodeChar"/>
-              </w:rPr>
-              <w:t xml:space="preserve">spot_t3.py</w:t>
-            </w:r>
-            <w:r>
-              <w:t xml:space="preserve"> — </w:t>
-            </w:r>
-            <w:r>
-              <w:rPr>
-                <w:rStyle w:val="CodeChar"/>
-              </w:rPr>
-              <w:t xml:space="preserve">POSITION</w:t>
-            </w:r>
-          </w:p>
-        </w:tc>
-        <w:tc>
-          <w:tcPr>
-            <w:tcW w:w="3120" w:type="dxa"/>
-          </w:tcPr>
-          <w:p>
-            <w:pPr/>
-            <w:r>
-              <w:t xml:space="preserve">25</w:t>
-            </w:r>
-          </w:p>
-        </w:tc>
-      </w:tr>
-      <w:tr>
-        <w:tc>
-          <w:tcPr>
-            <w:tcW w:w="3120" w:type="dxa"/>
-          </w:tcPr>
-          <w:p>
-            <w:pPr/>
-            <w:r>
-              <w:t xml:space="preserve">⚠️ Production solaire </w:t>
-            </w:r>
-            <w:r>
-              <w:rPr>
-                <w:b/>
-              </w:rPr>
-              <w:t xml:space="preserve">annuelle</w:t>
-            </w:r>
-          </w:p>
-        </w:tc>
-        <w:tc>
-          <w:tcPr>
-            <w:tcW w:w="3120" w:type="dxa"/>
-          </w:tcPr>
-          <w:p>
-            <w:pPr/>
-            <w:r>
-              <w:rPr>
-                <w:rStyle w:val="CodeChar"/>
-              </w:rPr>
-              <w:t xml:space="preserve">spot_t3.py</w:t>
-            </w:r>
-            <w:r>
-              <w:t xml:space="preserve"> — </w:t>
-            </w:r>
-            <w:r>
-              <w:rPr>
-                <w:rStyle w:val="CodeChar"/>
-              </w:rPr>
-              <w:t xml:space="preserve">SOLAIRE_ANNUEL_MWH</w:t>
-            </w:r>
-          </w:p>
-        </w:tc>
-        <w:tc>
-          <w:tcPr>
-            <w:tcW w:w="3120" w:type="dxa"/>
-          </w:tcPr>
-          <w:p>
-            <w:pPr/>
-            <w:r>
-              <w:t xml:space="preserve">21</w:t>
-            </w:r>
-          </w:p>
-        </w:tc>
-      </w:tr>
-      <w:tr>
-        <w:tc>
-          <w:tcPr>
-            <w:tcW w:w="3120" w:type="dxa"/>
-          </w:tcPr>
-          <w:p>
-            <w:pPr/>
-            <w:r>
-              <w:t xml:space="preserve">⚠️ Prix de clearing</w:t>
-            </w:r>
-          </w:p>
-        </w:tc>
-        <w:tc>
-          <w:tcPr>
-            <w:tcW w:w="3120" w:type="dxa"/>
-          </w:tcPr>
-          <w:p>
-            <w:pPr/>
-            <w:r>
-              <w:rPr>
-                <w:rStyle w:val="CodeChar"/>
-              </w:rPr>
-              <w:t xml:space="preserve">spot_t3.py</w:t>
-            </w:r>
-            <w:r>
-              <w:t xml:space="preserve"> — </w:t>
-            </w:r>
-            <w:r>
-              <w:rPr>
-                <w:rStyle w:val="CodeChar"/>
-              </w:rPr>
-              <w:t xml:space="preserve">PRIX_CLEARING</w:t>
-            </w:r>
-          </w:p>
-        </w:tc>
-        <w:tc>
-          <w:tcPr>
-            <w:tcW w:w="3120" w:type="dxa"/>
-          </w:tcPr>
-          <w:p>
-            <w:pPr/>
-            <w:r>
-              <w:t xml:space="preserve">33</w:t>
+              <w:t xml:space="preserve">52</w:t>
             </w:r>
           </w:p>
         </w:tc>
@@ -4459,7 +4623,7 @@
         <w:rPr>
           <w:rStyle w:val="CodeChar"/>
         </w:rPr>
-        <w:t xml:space="preserve">spot_t3.py</w:t>
+        <w:t xml:space="preserve">t3_spot.py</w:t>
       </w:r>
       <w:r>
         <w:t xml:space="preserve"> raisonne sur le volume à température normale et les prix réels, ce qui en fait un </w:t>
@@ -7077,7 +7241,7 @@
         <w:rPr>
           <w:rStyle w:val="CodeChar"/>
         </w:rPr>
-        <w:t xml:space="preserve">Modelisation_Conso.py</w:t>
+        <w:t xml:space="preserve">outils/demande.py</w:t>
       </w:r>
       <w:r>
         <w:t xml:space="preserve"> trace trois figures quand on le lance. Elles ne servent pas à décorer : elles servent à vérifier d'un coup d'œil que la charge a la bonne tête, avant de calculer quoi que ce soit dessus.</w:t>
@@ -7254,7 +7418,7 @@
         <w:rPr>
           <w:rStyle w:val="CodeChar"/>
         </w:rPr>
-        <w:t xml:space="preserve">scenarios.py</w:t>
+        <w:t xml:space="preserve">outils/marche.py</w:t>
       </w:r>
       <w:r>
         <w:t xml:space="preserve">.</w:t>
@@ -9767,7 +9931,7 @@
           <w:rStyle w:val="CodeChar"/>
           <w:b/>
         </w:rPr>
-        <w:t xml:space="preserve">scenarios.py</w:t>
+        <w:t xml:space="preserve">outils/marche.py</w:t>
       </w:r>
       <w:r>
         <w:t xml:space="preserve">, ici sur le scénario 2021 (</w:t>
@@ -9987,7 +10151,7 @@
         <w:rPr>
           <w:rStyle w:val="CodeChar"/>
         </w:rPr>
-        <w:t xml:space="preserve">comparaison_scenarios.py</w:t>
+        <w:t xml:space="preserve">outils/couverture.py</w:t>
       </w:r>
       <w:r>
         <w:t xml:space="preserve"> et sert à tous les scénarios — le §3.3 exige qu'elle soit la même partout :</w:t>
@@ -13146,7 +13310,7 @@
           <w:rStyle w:val="CodeChar"/>
           <w:b/>
         </w:rPr>
-        <w:t xml:space="preserve">comparaison_scenarios.py</w:t>
+        <w:t xml:space="preserve">t1_strategie.py</w:t>
       </w:r>
       <w:r>
         <w:t xml:space="preserve"> : trois panneaux, quatre scénarios. Les prix spot journaliers, les charges journalières moyennes, et le coût total au spot de chacun.</w:t>
@@ -15873,7 +16037,7 @@
         <w:t xml:space="preserve">jour férié de 2025</w:t>
       </w:r>
       <w:r>
-        <w:t xml:space="preserve"> pour alimenter le 1er janvier 2027. La décision prise soixante lignes plus tôt dans </w:t>
+        <w:t xml:space="preserve"> pour alimenter le 1er janvier 2027. La décision prise soixante lignes plus tôt dans outils/</w:t>
       </w:r>
       <w:r>
         <w:rPr>
@@ -16657,7 +16821,7 @@
         <w:rPr>
           <w:rStyle w:val="CodeChar"/>
         </w:rPr>
-        <w:t xml:space="preserve">decision_t2.py</w:t>
+        <w:t xml:space="preserve">t2_decision.py</w:t>
       </w:r>
       <w:r>
         <w:t xml:space="preserve"> trace déjà le graphique en barres (rouge au-dessus de zéro pour les heures à acheter, bleu en dessous pour celles à revendre).</w:t>
@@ -17130,7 +17294,7 @@
         <w:rPr>
           <w:rStyle w:val="CodeChar"/>
         </w:rPr>
-        <w:t xml:space="preserve">spot_t3.py</w:t>
+        <w:t xml:space="preserve">t3_spot.py</w:t>
       </w:r>
       <w:r>
         <w:t xml:space="preserve"> ils sont une constante </w:t>
@@ -18643,7 +18807,7 @@
         <w:rPr>
           <w:rStyle w:val="CodeChar"/>
         </w:rPr>
-        <w:t xml:space="preserve">spot_t3.py</w:t>
+        <w:t xml:space="preserve">t3_spot.py</w:t>
       </w:r>
       <w:r>
         <w:t xml:space="preserve">. En haut : la charge à température prévue (vert), la charge à température normale (pointillé gris), la couverture à 64 MW (rouge) et la production solaire (barres orange). En bas : la position ouverte heure par heure, l'heure 14h-15h de l'objectif 2 surlignée en jaune.</w:t>

--- a/MarketGame/Version Light/rapport/Market Game 2027 - comprendre le code etape par etape.docx
+++ b/MarketGame/Version Light/rapport/Market Game 2027 - comprendre le code etape par etape.docx
@@ -13589,6 +13589,41 @@
           <w:p>
             <w:pPr/>
             <w:r>
+              <w:t xml:space="preserve">80 / 15 / 5</w:t>
+            </w:r>
+          </w:p>
+        </w:tc>
+        <w:tc>
+          <w:tcPr>
+            <w:tcW w:w="3120" w:type="dxa"/>
+          </w:tcPr>
+          <w:p>
+            <w:pPr/>
+            <w:r>
+              <w:t xml:space="preserve">4,14</w:t>
+            </w:r>
+          </w:p>
+        </w:tc>
+        <w:tc>
+          <w:tcPr>
+            <w:tcW w:w="3120" w:type="dxa"/>
+          </w:tcPr>
+          <w:p>
+            <w:pPr/>
+            <w:r>
+              <w:t xml:space="preserve">0,59</w:t>
+            </w:r>
+          </w:p>
+        </w:tc>
+      </w:tr>
+      <w:tr>
+        <w:tc>
+          <w:tcPr>
+            <w:tcW w:w="3120" w:type="dxa"/>
+          </w:tcPr>
+          <w:p>
+            <w:pPr/>
+            <w:r>
               <w:t xml:space="preserve">80 / 10 / 10</w:t>
             </w:r>
           </w:p>
@@ -13763,6 +13798,63 @@
         </w:tc>
       </w:tr>
     </w:tbl>
+    <w:p>
+      <w:pPr/>
+      <w:r>
+        <w:t xml:space="preserve">Les trois plus chargées au T1 — </w:t>
+      </w:r>
+      <w:r>
+        <w:rPr>
+          <w:b/>
+        </w:rPr>
+        <w:t xml:space="preserve">80/10/10, 80/15/5 et 90/5/5</w:t>
+      </w:r>
+      <w:r>
+        <w:t xml:space="preserve"> — sont désormais dans </w:t>
+      </w:r>
+      <w:r>
+        <w:rPr>
+          <w:rStyle w:val="CodeChar"/>
+        </w:rPr>
+        <w:t xml:space="preserve">STRATEGIES</w:t>
+      </w:r>
+      <w:r>
+        <w:t xml:space="preserve"> (</w:t>
+      </w:r>
+      <w:r>
+        <w:rPr>
+          <w:rStyle w:val="CodeChar"/>
+        </w:rPr>
+        <w:t xml:space="preserve">outils/couverture.py</w:t>
+      </w:r>
+      <w:r>
+        <w:t xml:space="preserve">, l.41) sous les noms E, F et G : elles se relancent avec le reste, elles ne sortent plus d'un balayage séparé. Ce sont </w:t>
+      </w:r>
+      <w:r>
+        <w:rPr>
+          <w:b/>
+        </w:rPr>
+        <w:t xml:space="preserve">les seules dont le pire cas est positif</w:t>
+      </w:r>
+      <w:r>
+        <w:t xml:space="preserve"> : +0,26, +0,59 et +1,09 €/MWh, contre −0,24 pour notre 70/20/10. Autrement dit, elles ne perdent d'argent dans aucun des quatre scénarios, pas même le choc à +20 %.</w:t>
+      </w:r>
+    </w:p>
+    <w:p>
+      <w:pPr/>
+      <w:r>
+        <w:t xml:space="preserve">Ce constat a une conséquence qu'il faut assumer à l'oral : </w:t>
+      </w:r>
+      <w:r>
+        <w:rPr>
+          <w:b/>
+        </w:rPr>
+        <w:t xml:space="preserve">appliquée à ces neuf stratégies, notre propre règle de repli — le meilleur pire cas — désigne le 90/5/5, pas le 70/20/10.</w:t>
+      </w:r>
+      <w:r>
+        <w:t xml:space="preserve"> Le choix du T1 reste défendable sur un autre critère : c'est la protection la moins chère de toutes, 0,39 €/MWh d'espérance cédée par €/MWh de pire cas gagné, contre 0,44 pour le 90/5/5. Mais il faut le présenter ainsi, et non prétendre qu'il sortait de la règle du meilleur pire cas.</w:t>
+      </w:r>
+    </w:p>
     <w:p>
       <w:pPr/>
       <w:r>
